--- a/app/static/plantillas/03 INVITACION.docx
+++ b/app/static/plantillas/03 INVITACION.docx
@@ -1531,7 +1531,7 @@
           <w:b/>
           <w:lang w:val="es-CO"/>
         </w:rPr>
-        <w:t xml:space="preserve">$ </w:t>
+        <w:t xml:space="preserve"> </w:t>
       </w:r>
       <w:proofErr w:type="gramStart"/>
       <w:r>
@@ -1992,15 +1992,7 @@
                 <w:rFonts w:ascii="Arial" w:hAnsi="Arial" w:cs="Arial"/>
                 <w:lang w:val="es-CO"/>
               </w:rPr>
-              <w:t xml:space="preserve"> $ </w:t>
-            </w:r>
-            <w:proofErr w:type="gramStart"/>
-            <w:r>
-              <w:rPr>
-                <w:rFonts w:ascii="Arial" w:hAnsi="Arial" w:cs="Arial"/>
-                <w:lang w:val="es-CO"/>
-              </w:rPr>
-              <w:t xml:space="preserve">{{ </w:t>
+              <w:t xml:space="preserve">  {{ </w:t>
             </w:r>
             <w:proofErr w:type="spellStart"/>
             <w:r>
@@ -2008,15 +2000,7 @@
                 <w:rFonts w:ascii="Arial" w:hAnsi="Arial" w:cs="Arial"/>
                 <w:lang w:val="es-CO"/>
               </w:rPr>
-              <w:t>total</w:t>
-            </w:r>
-            <w:proofErr w:type="gramEnd"/>
-            <w:r>
-              <w:rPr>
-                <w:rFonts w:ascii="Arial" w:hAnsi="Arial" w:cs="Arial"/>
-                <w:lang w:val="es-CO"/>
-              </w:rPr>
-              <w:t>_final</w:t>
+              <w:t>total_final</w:t>
             </w:r>
             <w:proofErr w:type="spellEnd"/>
             <w:r>
@@ -5284,7 +5268,22 @@
           <w:rFonts w:ascii="Arial" w:hAnsi="Arial" w:cs="Arial"/>
           <w:lang w:val="es-CO"/>
         </w:rPr>
-        <w:t xml:space="preserve">: En caso de incumplimiento total, culpable y definitivo por parte del Contratista, este pagara al CONTRATANTE a título de pena una suma equivalente al diez por ciento (10%) del valor total del contrato o sea el valor que se imputara al de indemnización de los perjuicios que reciba el CONTRATANTE por el incumplimiento. PARAGRAFO: Las multas impuestas o la Cláusula penal serán descontadas de las sumas que EL CONTRATANTE </w:t>
+        <w:t xml:space="preserve">: En caso de incumplimiento total, culpable y definitivo por parte del Contratista, este pagara al CONTRATANTE a título de pena una suma equivalente al diez por ciento (10%) del valor </w:t>
+      </w:r>
+      <w:r>
+        <w:rPr>
+          <w:rFonts w:ascii="Arial" w:hAnsi="Arial" w:cs="Arial"/>
+          <w:u w:val="single"/>
+          <w:lang w:val="es-CO"/>
+        </w:rPr>
+        <w:t>total</w:t>
+      </w:r>
+      <w:r>
+        <w:rPr>
+          <w:rFonts w:ascii="Arial" w:hAnsi="Arial" w:cs="Arial"/>
+          <w:lang w:val="es-CO"/>
+        </w:rPr>
+        <w:t xml:space="preserve"> del contrato o sea el valor que se imputara al de indemnización de los perjuicios que reciba el CONTRATANTE por el incumplimiento. PARAGRAFO: Las multas impuestas o la Cláusula penal serán descontadas de las sumas que EL CONTRATANTE </w:t>
       </w:r>
       <w:r>
         <w:rPr>
